--- a/experiments/report_multi_seed/resnet3d_fusion_report.docx
+++ b/experiments/report_multi_seed/resnet3d_fusion_report.docx
@@ -195,7 +195,7 @@
               <w:rPr>
                 <w:sz w:val="18"/>
               </w:rPr>
-              <w:t>90.9 +/- 1.5</w:t>
+              <w:t>91.2 +/- 1.5</w:t>
             </w:r>
           </w:p>
         </w:tc>
@@ -211,7 +211,7 @@
               <w:rPr>
                 <w:sz w:val="18"/>
               </w:rPr>
-              <w:t>89.1 +/- 0.5</w:t>
+              <w:t>89.2 +/- 0.5</w:t>
             </w:r>
           </w:p>
         </w:tc>
@@ -227,7 +227,7 @@
               <w:rPr>
                 <w:sz w:val="18"/>
               </w:rPr>
-              <w:t>86.0 +/- 1.6</w:t>
+              <w:t>85.8 +/- 1.4</w:t>
             </w:r>
           </w:p>
         </w:tc>
@@ -243,7 +243,7 @@
               <w:rPr>
                 <w:sz w:val="18"/>
               </w:rPr>
-              <w:t>92.2 +/- 2.3</w:t>
+              <w:t>92.7 +/- 2.2</w:t>
             </w:r>
           </w:p>
         </w:tc>
@@ -275,7 +275,7 @@
               <w:rPr>
                 <w:sz w:val="18"/>
               </w:rPr>
-              <w:t>4</w:t>
+              <w:t>5</w:t>
             </w:r>
           </w:p>
         </w:tc>
@@ -521,6 +521,120 @@
               <w:rPr>
                 <w:sz w:val="18"/>
               </w:rPr>
+              <w:t>MLP Late Avg</w:t>
+            </w:r>
+          </w:p>
+        </w:tc>
+        <w:tc>
+          <w:tcPr>
+            <w:tcW w:type="dxa" w:w="1234"/>
+          </w:tcPr>
+          <w:p>
+            <w:pPr>
+              <w:jc w:val="center"/>
+            </w:pPr>
+            <w:r>
+              <w:rPr>
+                <w:sz w:val="18"/>
+              </w:rPr>
+              <w:t>89.8 +/- 1.3</w:t>
+            </w:r>
+          </w:p>
+        </w:tc>
+        <w:tc>
+          <w:tcPr>
+            <w:tcW w:type="dxa" w:w="1234"/>
+          </w:tcPr>
+          <w:p>
+            <w:pPr>
+              <w:jc w:val="center"/>
+            </w:pPr>
+            <w:r>
+              <w:rPr>
+                <w:sz w:val="18"/>
+              </w:rPr>
+              <w:t>86.0 +/- 1.4</w:t>
+            </w:r>
+          </w:p>
+        </w:tc>
+        <w:tc>
+          <w:tcPr>
+            <w:tcW w:type="dxa" w:w="1234"/>
+          </w:tcPr>
+          <w:p>
+            <w:pPr>
+              <w:jc w:val="center"/>
+            </w:pPr>
+            <w:r>
+              <w:rPr>
+                <w:sz w:val="18"/>
+              </w:rPr>
+              <w:t>79.3 +/- 4.4</w:t>
+            </w:r>
+          </w:p>
+        </w:tc>
+        <w:tc>
+          <w:tcPr>
+            <w:tcW w:type="dxa" w:w="1234"/>
+          </w:tcPr>
+          <w:p>
+            <w:pPr>
+              <w:jc w:val="center"/>
+            </w:pPr>
+            <w:r>
+              <w:rPr>
+                <w:sz w:val="18"/>
+              </w:rPr>
+              <w:t>92.8 +/- 2.6</w:t>
+            </w:r>
+          </w:p>
+        </w:tc>
+        <w:tc>
+          <w:tcPr>
+            <w:tcW w:type="dxa" w:w="1234"/>
+          </w:tcPr>
+          <w:p>
+            <w:pPr>
+              <w:jc w:val="center"/>
+            </w:pPr>
+            <w:r>
+              <w:rPr>
+                <w:sz w:val="18"/>
+              </w:rPr>
+              <w:t>0.947 +/- 0.004</w:t>
+            </w:r>
+          </w:p>
+        </w:tc>
+        <w:tc>
+          <w:tcPr>
+            <w:tcW w:type="dxa" w:w="1234"/>
+          </w:tcPr>
+          <w:p>
+            <w:pPr>
+              <w:jc w:val="center"/>
+            </w:pPr>
+            <w:r>
+              <w:rPr>
+                <w:sz w:val="18"/>
+              </w:rPr>
+              <w:t>5</w:t>
+            </w:r>
+          </w:p>
+        </w:tc>
+      </w:tr>
+      <w:tr>
+        <w:tc>
+          <w:tcPr>
+            <w:tcW w:type="dxa" w:w="1234"/>
+          </w:tcPr>
+          <w:p>
+            <w:pPr>
+              <w:jc w:val="center"/>
+            </w:pPr>
+            <w:r>
+              <w:rPr>
+                <w:sz w:val="18"/>
+              </w:rPr>
               <w:t>XGB Late Avg</w:t>
             </w:r>
           </w:p>
@@ -618,120 +732,6 @@
                 <w:sz w:val="18"/>
               </w:rPr>
               <w:t>5</w:t>
-            </w:r>
-          </w:p>
-        </w:tc>
-      </w:tr>
-      <w:tr>
-        <w:tc>
-          <w:tcPr>
-            <w:tcW w:type="dxa" w:w="1234"/>
-          </w:tcPr>
-          <w:p>
-            <w:pPr>
-              <w:jc w:val="center"/>
-            </w:pPr>
-            <w:r>
-              <w:rPr>
-                <w:sz w:val="18"/>
-              </w:rPr>
-              <w:t>MLP Late Avg</w:t>
-            </w:r>
-          </w:p>
-        </w:tc>
-        <w:tc>
-          <w:tcPr>
-            <w:tcW w:type="dxa" w:w="1234"/>
-          </w:tcPr>
-          <w:p>
-            <w:pPr>
-              <w:jc w:val="center"/>
-            </w:pPr>
-            <w:r>
-              <w:rPr>
-                <w:sz w:val="18"/>
-              </w:rPr>
-              <w:t>89.6 +/- 1.5</w:t>
-            </w:r>
-          </w:p>
-        </w:tc>
-        <w:tc>
-          <w:tcPr>
-            <w:tcW w:type="dxa" w:w="1234"/>
-          </w:tcPr>
-          <w:p>
-            <w:pPr>
-              <w:jc w:val="center"/>
-            </w:pPr>
-            <w:r>
-              <w:rPr>
-                <w:sz w:val="18"/>
-              </w:rPr>
-              <w:t>86.2 +/- 1.5</w:t>
-            </w:r>
-          </w:p>
-        </w:tc>
-        <w:tc>
-          <w:tcPr>
-            <w:tcW w:type="dxa" w:w="1234"/>
-          </w:tcPr>
-          <w:p>
-            <w:pPr>
-              <w:jc w:val="center"/>
-            </w:pPr>
-            <w:r>
-              <w:rPr>
-                <w:sz w:val="18"/>
-              </w:rPr>
-              <w:t>80.1 +/- 4.7</w:t>
-            </w:r>
-          </w:p>
-        </w:tc>
-        <w:tc>
-          <w:tcPr>
-            <w:tcW w:type="dxa" w:w="1234"/>
-          </w:tcPr>
-          <w:p>
-            <w:pPr>
-              <w:jc w:val="center"/>
-            </w:pPr>
-            <w:r>
-              <w:rPr>
-                <w:sz w:val="18"/>
-              </w:rPr>
-              <w:t>92.3 +/- 2.7</w:t>
-            </w:r>
-          </w:p>
-        </w:tc>
-        <w:tc>
-          <w:tcPr>
-            <w:tcW w:type="dxa" w:w="1234"/>
-          </w:tcPr>
-          <w:p>
-            <w:pPr>
-              <w:jc w:val="center"/>
-            </w:pPr>
-            <w:r>
-              <w:rPr>
-                <w:sz w:val="18"/>
-              </w:rPr>
-              <w:t>0.946 +/- 0.005</w:t>
-            </w:r>
-          </w:p>
-        </w:tc>
-        <w:tc>
-          <w:tcPr>
-            <w:tcW w:type="dxa" w:w="1234"/>
-          </w:tcPr>
-          <w:p>
-            <w:pPr>
-              <w:jc w:val="center"/>
-            </w:pPr>
-            <w:r>
-              <w:rPr>
-                <w:sz w:val="18"/>
-              </w:rPr>
-              <w:t>4</w:t>
             </w:r>
           </w:p>
         </w:tc>
@@ -993,7 +993,7 @@
               <w:rPr>
                 <w:sz w:val="18"/>
               </w:rPr>
-              <w:t>84.7 +/- 1.2</w:t>
+              <w:t>85.0 +/- 1.3</w:t>
             </w:r>
           </w:p>
         </w:tc>
@@ -1009,7 +1009,7 @@
               <w:rPr>
                 <w:sz w:val="18"/>
               </w:rPr>
-              <w:t>85.7 +/- 0.7</w:t>
+              <w:t>85.8 +/- 0.6</w:t>
             </w:r>
           </w:p>
         </w:tc>
@@ -1025,7 +1025,7 @@
               <w:rPr>
                 <w:sz w:val="18"/>
               </w:rPr>
-              <w:t>87.5 +/- 1.3</w:t>
+              <w:t>87.3 +/- 1.3</w:t>
             </w:r>
           </w:p>
         </w:tc>
@@ -1041,7 +1041,7 @@
               <w:rPr>
                 <w:sz w:val="18"/>
               </w:rPr>
-              <w:t>83.9 +/- 1.8</w:t>
+              <w:t>84.4 +/- 1.9</w:t>
             </w:r>
           </w:p>
         </w:tc>
@@ -1073,7 +1073,7 @@
               <w:rPr>
                 <w:sz w:val="18"/>
               </w:rPr>
-              <w:t>4</w:t>
+              <w:t>5</w:t>
             </w:r>
           </w:p>
         </w:tc>
@@ -1221,7 +1221,7 @@
               <w:rPr>
                 <w:sz w:val="18"/>
               </w:rPr>
-              <w:t>88.2 +/- 1.1</w:t>
+              <w:t>88.4 +/- 1.1</w:t>
             </w:r>
           </w:p>
         </w:tc>
@@ -1237,7 +1237,7 @@
               <w:rPr>
                 <w:sz w:val="18"/>
               </w:rPr>
-              <w:t>81.7 +/- 1.3</w:t>
+              <w:t>81.6 +/- 1.1</w:t>
             </w:r>
           </w:p>
         </w:tc>
@@ -1253,7 +1253,7 @@
               <w:rPr>
                 <w:sz w:val="18"/>
               </w:rPr>
-              <w:t>70.2 +/- 4.4</w:t>
+              <w:t>69.6 +/- 4.0</w:t>
             </w:r>
           </w:p>
         </w:tc>
@@ -1269,7 +1269,7 @@
               <w:rPr>
                 <w:sz w:val="18"/>
               </w:rPr>
-              <w:t>93.2 +/- 2.4</w:t>
+              <w:t>93.6 +/- 2.3</w:t>
             </w:r>
           </w:p>
         </w:tc>
@@ -1285,7 +1285,7 @@
               <w:rPr>
                 <w:sz w:val="18"/>
               </w:rPr>
-              <w:t>0.904 +/- 0.030</w:t>
+              <w:t>0.910 +/- 0.030</w:t>
             </w:r>
           </w:p>
         </w:tc>
@@ -1301,7 +1301,7 @@
               <w:rPr>
                 <w:sz w:val="18"/>
               </w:rPr>
-              <w:t>4</w:t>
+              <w:t>5</w:t>
             </w:r>
           </w:p>
         </w:tc>
@@ -1445,7 +1445,7 @@
       <w:r>
         <w:drawing>
           <wp:inline xmlns:a="http://schemas.openxmlformats.org/drawingml/2006/main" xmlns:pic="http://schemas.openxmlformats.org/drawingml/2006/picture">
-            <wp:extent cx="5029200" cy="4550550"/>
+            <wp:extent cx="5029200" cy="4617638"/>
             <wp:docPr id="1" name="Picture 1"/>
             <wp:cNvGraphicFramePr>
               <a:graphicFrameLocks noChangeAspect="1"/>
@@ -1466,7 +1466,7 @@
                   <pic:spPr>
                     <a:xfrm>
                       <a:off x="0" y="0"/>
-                      <a:ext cx="5029200" cy="4550550"/>
+                      <a:ext cx="5029200" cy="4617638"/>
                     </a:xfrm>
                     <a:prstGeom prst="rect"/>
                   </pic:spPr>

--- a/experiments/report_multi_seed/resnet3d_fusion_report.docx
+++ b/experiments/report_multi_seed/resnet3d_fusion_report.docx
@@ -10,12 +10,12 @@
         <w:rPr>
           <w:color w:val="1A1A2E"/>
         </w:rPr>
-        <w:t>ResNet3D Fusion — Multi-Seed Analysis Report</w:t>
+        <w:t>ResNet3D Fusion — Rapport d'analyse multi-seeds</w:t>
       </w:r>
     </w:p>
     <w:p>
       <w:r>
-        <w:t>Classification CN vs AD using ResNet50 3D (MedicalNet pretrained) with clinical tabular features. Multi-seed evaluation (5 seeds) across 4 fusion strategies.</w:t>
+        <w:t>Classification CN vs AD utilisant un ResNet50 3D (poids MedicalNet pré-entraînés) combiné avec des caractéristiques cliniques tabulaires. Évaluation multi-seeds (5 seeds) sur 4 stratégies de fusion.</w:t>
       </w:r>
     </w:p>
     <w:p>
@@ -26,7 +26,7 @@
         <w:rPr>
           <w:color w:val="1A1A2E"/>
         </w:rPr>
-        <w:t>1. Performance Summary</w:t>
+        <w:t>1. Résumé des performances</w:t>
       </w:r>
     </w:p>
     <w:tbl>
@@ -59,7 +59,7 @@
                 <w:b/>
                 <w:sz w:val="18"/>
               </w:rPr>
-              <w:t>Method</w:t>
+              <w:t>Méthode</w:t>
             </w:r>
           </w:p>
         </w:tc>
@@ -93,7 +93,7 @@
                 <w:b/>
                 <w:sz w:val="18"/>
               </w:rPr>
-              <w:t>Bal Acc %</w:t>
+              <w:t>Acc Éq %</w:t>
             </w:r>
           </w:p>
         </w:tc>
@@ -127,7 +127,7 @@
                 <w:b/>
                 <w:sz w:val="18"/>
               </w:rPr>
-              <w:t>Spec %</w:t>
+              <w:t>Spéc %</w:t>
             </w:r>
           </w:p>
         </w:tc>
@@ -1430,12 +1430,12 @@
         <w:rPr>
           <w:color w:val="1A1A2E"/>
         </w:rPr>
-        <w:t>2. DeLong Test — Pairwise AUC Comparison</w:t>
+        <w:t>2. Test de DeLong — Comparaison des AUC par paires</w:t>
       </w:r>
     </w:p>
     <w:p>
       <w:r>
-        <w:t>The DeLong test assesses whether AUC differences between models are statistically significant. The heatmap below shows pairwise p-values. Green cells indicate significant differences (p &lt; 0.05).</w:t>
+        <w:t>Le test de DeLong évalue si les différences d'AUC entre les modèles sont statistiquement significatives. La heatmap ci-dessous montre les p-values par paires. Les cellules vertes indiquent des différences significatives (p &lt; 0.05).</w:t>
       </w:r>
     </w:p>
     <w:p>
@@ -1479,7 +1479,7 @@
     </w:p>
     <w:p>
       <w:r>
-        <w:t>Key findings from DeLong test:</w:t>
+        <w:t>Résultats clés du test de DeLong :</w:t>
       </w:r>
     </w:p>
     <w:p>
@@ -1487,7 +1487,7 @@
         <w:pStyle w:val="ListBullet"/>
       </w:pPr>
       <w:r>
-        <w:t>All fusion methods significantly outperform MRI-only (p &lt; 0.001), confirming the value of multimodal integration.</w:t>
+        <w:t>Toutes les méthodes de fusion surpassent significativement le MRI seul (p &lt; 0.001), confirmant l'intérêt de l'intégration multimodale.</w:t>
       </w:r>
     </w:p>
     <w:p>
@@ -1495,7 +1495,7 @@
         <w:pStyle w:val="ListBullet"/>
       </w:pPr>
       <w:r>
-        <w:t>MLP Late Wt and XGB Late Wt achieve the highest AUCs (0.950 and 0.949) with no significant difference between them (p = 0.36).</w:t>
+        <w:t>MLP Late Wt et XGB Late Wt obtiennent les meilleurs AUC (0.955 et 0.952) sans différence significative entre eux (p = 0.36).</w:t>
       </w:r>
     </w:p>
     <w:p>
@@ -1503,7 +1503,7 @@
         <w:pStyle w:val="ListBullet"/>
       </w:pPr>
       <w:r>
-        <w:t>Tabular-only models (XGB/MLP) significantly underperform the best fusion methods, showing that MRI adds discriminative information beyond clinical features.</w:t>
+        <w:t>Les modèles tabulaires seuls (XGB/MLP) sont significativement inférieurs aux meilleures méthodes de fusion, montrant que l'IRM apporte une information discriminante au-delà des caractéristiques cliniques.</w:t>
       </w:r>
     </w:p>
     <w:p>
@@ -1511,7 +1511,7 @@
         <w:pStyle w:val="ListBullet"/>
       </w:pPr>
       <w:r>
-        <w:t>MLP Late Stack is the weakest fusion method, significantly below all others.</w:t>
+        <w:t>MLP Late Stack est la méthode de fusion la plus faible, significativement en dessous des autres.</w:t>
       </w:r>
     </w:p>
     <w:p>
@@ -1522,7 +1522,7 @@
         <w:rPr>
           <w:color w:val="1A1A2E"/>
         </w:rPr>
-        <w:t>3. ROC Curves</w:t>
+        <w:t>3. Courbes ROC</w:t>
       </w:r>
     </w:p>
     <w:p>
@@ -1572,12 +1572,12 @@
         <w:rPr>
           <w:color w:val="1A1A2E"/>
         </w:rPr>
-        <w:t>4. Interpretability — Integrated Gradients</w:t>
+        <w:t>4. Interprétabilité — Integrated Gradients</w:t>
       </w:r>
     </w:p>
     <w:p>
       <w:r>
-        <w:t>Integrated Gradients (Sundararajan et al., 2017) provides voxel-level attribution maps at full input resolution (128x128x128). Unlike GradCAM which is limited by feature map resolution (~4x4x4), Integrated Gradients computes attributions directly in input space by integrating gradients along a path from a zero baseline to the input. This yields precise localization of brain regions driving the model's decision.</w:t>
+        <w:t>La méthode Integrated Gradients (Sundararajan et al., 2017) fournit des cartes d'attribution au niveau du voxel, à la résolution native de l'entrée (128x128x128). Contrairement au GradCAM, limité par la résolution des feature maps (~4x4x4), Integrated Gradients calcule les attributions directement dans l'espace d'entrée en intégrant les gradients le long d'un chemin allant d'une baseline nulle à l'entrée. Cela permet une localisation précise des régions cérébrales influençant la décision du modèle.</w:t>
       </w:r>
     </w:p>
     <w:p>
@@ -1588,12 +1588,12 @@
         <w:rPr>
           <w:color w:val="1A1A2E"/>
         </w:rPr>
-        <w:t>4.1 Example: Alzheimer's Disease Patient</w:t>
+        <w:t>4.1 Exemple : Patient Alzheimer</w:t>
       </w:r>
     </w:p>
     <w:p>
       <w:r>
-        <w:t>High-confidence AD prediction (p(AD) = 0.997). Bright regions indicate voxels with high attribution for the AD prediction. Activations are concentrated in the medial temporal lobe (hippocampus, entorhinal cortex), consistent with known patterns of AD-related neurodegeneration.</w:t>
+        <w:t>Prédiction AD à haute confiance (p(AD) = 0.997). Les régions lumineuses indiquent les voxels à forte attribution pour la prédiction AD. Les activations sont concentrées dans le lobe temporal médial (hippocampe, cortex entorhinal), ce qui est cohérent avec les patterns connus de neurodégénérescence liée à la maladie d'Alzheimer.</w:t>
       </w:r>
     </w:p>
     <w:p>
@@ -1640,7 +1640,7 @@
         <w:pStyle w:val="Caption"/>
       </w:pPr>
       <w:r>
-        <w:t>Figure: Integrated Gradients — AD patient (MLP Early Fusion, seed 2)</w:t>
+        <w:t>Figure : Integrated Gradients — Patient AD (MLP Early Fusion, seed 2)</w:t>
       </w:r>
     </w:p>
     <w:p>
@@ -1651,12 +1651,12 @@
         <w:rPr>
           <w:color w:val="1A1A2E"/>
         </w:rPr>
-        <w:t>4.2 Example: Cognitively Normal Patient</w:t>
+        <w:t>4.2 Exemple : Patient cognitivement normal</w:t>
       </w:r>
     </w:p>
     <w:p>
       <w:r>
-        <w:t>High-confidence CN prediction (p(AD) = 0.003). Attribution pattern is more diffuse and distributed across cortical regions, with less concentration in medial temporal structures. This suggests the model recognizes the structural integrity of hippocampal and temporal regions as indicative of normal cognition.</w:t>
+        <w:t>Prédiction CN à haute confiance (p(AD) = 0.003). Le pattern d'attribution est plus diffus et distribué sur l'ensemble des régions corticales, avec une moindre concentration dans les structures temporales médiales. Cela suggère que le modèle reconnaît l'intégrité structurelle des régions hippocampiques et temporales comme indicateur de cognition normale.</w:t>
       </w:r>
     </w:p>
     <w:p>
@@ -1703,7 +1703,7 @@
         <w:pStyle w:val="Caption"/>
       </w:pPr>
       <w:r>
-        <w:t>Figure: Integrated Gradients — CN patient (MLP Early Fusion, seed 2)</w:t>
+        <w:t>Figure : Integrated Gradients — Patient CN (MLP Early Fusion, seed 2)</w:t>
       </w:r>
     </w:p>
     <w:p>
@@ -1714,12 +1714,12 @@
         <w:rPr>
           <w:color w:val="1A1A2E"/>
         </w:rPr>
-        <w:t>5. Interpretability Folder Contents</w:t>
+        <w:t>5. Contenu du dossier d'interprétabilité</w:t>
       </w:r>
     </w:p>
     <w:p>
       <w:r>
-        <w:t>The accompanying interpretability/ folder contains Integrated Gradients visualizations for all 4 models, computed on the same 5 AD and 5 CN patients for direct comparison. The structure is as follows:</w:t>
+        <w:t>Le dossier interpretability/ ci-joint contient les visualisations Integrated Gradients pour les 4 modèles, calculées sur les mêmes 5 patients AD et 5 patients CN afin de permettre une comparaison directe. La structure est la suivante :</w:t>
       </w:r>
     </w:p>
     <w:p>
@@ -1737,7 +1737,7 @@
         <w:rPr>
           <w:sz w:val="20"/>
         </w:rPr>
-        <w:t>Integrated Gradients for the MLP Early Fusion model (ResNet3D + Tabular MLP, end-to-end). Contains AD_01..05.png, CN_01..05.png (individual patient maps, 3 views each) and grid_mlp_early_fusion.png (all 10 patients).</w:t>
+        <w:t>Integrated Gradients pour le modèle MLP Early Fusion (ResNet3D + MLP tabulaire, bout-en-bout). Contient AD_01..05.png, CN_01..05.png (cartes individuelles, 3 vues chacune) et grid_mlp_early_fusion.png (les 10 patients).</w:t>
       </w:r>
     </w:p>
     <w:p>
@@ -1755,7 +1755,7 @@
         <w:rPr>
           <w:sz w:val="20"/>
         </w:rPr>
-        <w:t>Same for MLP Late Fusion (ResNet3D MRI branch only, trained separately from tabular MLP). Shows what the MRI-only branch focuses on.</w:t>
+        <w:t>Idem pour MLP Late Fusion (branche MRI du ResNet3D uniquement, entraînée séparément du MLP tabulaire). Montre les régions ciblées par la branche IRM.</w:t>
       </w:r>
     </w:p>
     <w:p>
@@ -1773,7 +1773,7 @@
         <w:rPr>
           <w:sz w:val="20"/>
         </w:rPr>
-        <w:t>Same for XGBoost Early Fusion (finetuned ResNet3D backbone, features fed to XGBoost). IG computed through the CNN backbone.</w:t>
+        <w:t>Idem pour XGBoost Early Fusion (backbone ResNet3D finetuné, features envoyées à XGBoost). IG calculé à travers le backbone CNN.</w:t>
       </w:r>
     </w:p>
     <w:p>
@@ -1791,7 +1791,7 @@
         <w:rPr>
           <w:sz w:val="20"/>
         </w:rPr>
-        <w:t>Same for XGBoost Late Fusion (ResNet3D MRI branch, separate XGBoost on tabular). Shows MRI branch attributions.</w:t>
+        <w:t>Idem pour XGBoost Late Fusion (branche MRI du ResNet3D, XGBoost séparé sur le tabulaire). Montre les attributions de la branche IRM.</w:t>
       </w:r>
     </w:p>
     <w:p>
@@ -1809,7 +1809,7 @@
         <w:rPr>
           <w:sz w:val="20"/>
         </w:rPr>
-        <w:t>Summary grid: 10 patients (rows) x 4 models (columns), axial view. Allows direct comparison of what each model attends to on the same brain.</w:t>
+        <w:t>Grille récapitulative : 10 patients (lignes) x 4 modèles (colonnes), vue axiale. Permet une comparaison directe de ce que chaque modèle observe sur le même cerveau.</w:t>
       </w:r>
     </w:p>
     <w:p>
@@ -1827,7 +1827,7 @@
         <w:rPr>
           <w:sz w:val="20"/>
         </w:rPr>
-        <w:t>Average attribution map across 50 correctly classified AD patients. Highlights consistently important regions for AD prediction.</w:t>
+        <w:t>Carte d'attribution moyenne sur 50 patients AD correctement classifiés. Met en évidence les régions systématiquement importantes pour la prédiction AD.</w:t>
       </w:r>
     </w:p>
     <w:p>
@@ -1845,7 +1845,7 @@
         <w:rPr>
           <w:sz w:val="20"/>
         </w:rPr>
-        <w:t>Average attribution map across 50 correctly classified CN patients.</w:t>
+        <w:t>Carte d'attribution moyenne sur 50 patients CN correctement classifiés.</w:t>
       </w:r>
     </w:p>
     <w:p>
@@ -1863,7 +1863,7 @@
         <w:rPr>
           <w:sz w:val="20"/>
         </w:rPr>
-        <w:t>Differential attribution map (AD average minus CN average). Red = more important for AD (medial temporal lobe), Blue = more important for CN (frontal/parietal). This is the most informative figure for understanding model behavior.</w:t>
+        <w:t>Carte d'attribution différentielle (moyenne AD moins moyenne CN). Rouge = plus important pour AD (lobe temporal médial), Bleu = plus important pour CN (frontal/pariétal). C'est la figure la plus informative pour comprendre le comportement du modèle.</w:t>
       </w:r>
     </w:p>
     <w:p>
@@ -1881,7 +1881,7 @@
         <w:rPr>
           <w:sz w:val="20"/>
         </w:rPr>
-        <w:t>Paper-ready figure combining individual examples, group average, and difference map.</w:t>
+        <w:t>Figure de synthèse combinant exemples individuels, moyenne de groupe et carte de différence.</w:t>
       </w:r>
     </w:p>
     <w:p>
@@ -1899,12 +1899,12 @@
         <w:rPr>
           <w:sz w:val="20"/>
         </w:rPr>
-        <w:t>Raw numpy arrays of group averages and difference maps for further analysis or custom visualization.</w:t>
+        <w:t>Tableaux numpy bruts des moyennes de groupe et cartes de différence pour analyse complémentaire ou visualisation personnalisée.</w:t>
       </w:r>
     </w:p>
     <w:p>
       <w:r>
-        <w:t>All attribution maps were computed using Integrated Gradients with 100 interpolation steps and a zero baseline, from the best-performing seed (seed 2, AUC = 0.954). The same 5 AD and 5 CN patients (selected by prediction confidence) are used across all 4 models to enable direct comparison.</w:t>
+        <w:t>Toutes les cartes d'attribution ont été calculées avec Integrated Gradients (100 étapes d'interpolation, baseline nulle), à partir de la meilleure seed (seed 2, AUC = 0.954). Les mêmes 5 patients AD et 5 patients CN (sélectionnés par confiance de prédiction) sont utilisés pour les 4 modèles afin de permettre une comparaison directe.</w:t>
       </w:r>
     </w:p>
     <w:sectPr>

--- a/experiments/report_multi_seed/resnet3d_fusion_report.docx
+++ b/experiments/report_multi_seed/resnet3d_fusion_report.docx
@@ -1572,7 +1572,67 @@
         <w:rPr>
           <w:color w:val="1A1A2E"/>
         </w:rPr>
-        <w:t>4. Interprétabilité — Integrated Gradients</w:t>
+        <w:t>4. Matrices de confusion</w:t>
+      </w:r>
+    </w:p>
+    <w:p>
+      <w:r>
+        <w:t>Les matrices de confusion ci-dessous sont calculées à partir des probabilités moyennes sur les 5 seeds (seuil de décision = 0.5). Le jeu de test contient 712 patients CN et 198 patients AD.</w:t>
+      </w:r>
+    </w:p>
+    <w:p>
+      <w:pPr>
+        <w:jc w:val="center"/>
+      </w:pPr>
+      <w:r>
+        <w:drawing>
+          <wp:inline xmlns:a="http://schemas.openxmlformats.org/drawingml/2006/main" xmlns:pic="http://schemas.openxmlformats.org/drawingml/2006/picture">
+            <wp:extent cx="5486400" cy="2971200"/>
+            <wp:docPr id="3" name="Picture 3"/>
+            <wp:cNvGraphicFramePr>
+              <a:graphicFrameLocks noChangeAspect="1"/>
+            </wp:cNvGraphicFramePr>
+            <a:graphic>
+              <a:graphicData uri="http://schemas.openxmlformats.org/drawingml/2006/picture">
+                <pic:pic>
+                  <pic:nvPicPr>
+                    <pic:cNvPr id="0" name="confusion_matrices.png"/>
+                    <pic:cNvPicPr/>
+                  </pic:nvPicPr>
+                  <pic:blipFill>
+                    <a:blip r:embed="rId11"/>
+                    <a:stretch>
+                      <a:fillRect/>
+                    </a:stretch>
+                  </pic:blipFill>
+                  <pic:spPr>
+                    <a:xfrm>
+                      <a:off x="0" y="0"/>
+                      <a:ext cx="5486400" cy="2971200"/>
+                    </a:xfrm>
+                    <a:prstGeom prst="rect"/>
+                  </pic:spPr>
+                </pic:pic>
+              </a:graphicData>
+            </a:graphic>
+          </wp:inline>
+        </w:drawing>
+      </w:r>
+    </w:p>
+    <w:p>
+      <w:r>
+        <w:t>Note : les AUC affichées sur les matrices de confusion correspondent aux AUC calculées sur les probabilités moyennées (utilisées pour le test de DeLong). Elles diffèrent légèrement des AUC du tableau de performances (section 1), qui sont la moyenne des AUC individuelles par seed. Les deux métriques sont complémentaires : la moyenne par seed mesure la stabilité, tandis que l'AUC sur probabilités moyennées bénéficie de l'effet d'ensemble.</w:t>
+      </w:r>
+    </w:p>
+    <w:p>
+      <w:pPr>
+        <w:pStyle w:val="Heading1"/>
+      </w:pPr>
+      <w:r>
+        <w:rPr>
+          <w:color w:val="1A1A2E"/>
+        </w:rPr>
+        <w:t>5. Interprétabilité — Integrated Gradients</w:t>
       </w:r>
     </w:p>
     <w:p>
@@ -1588,7 +1648,7 @@
         <w:rPr>
           <w:color w:val="1A1A2E"/>
         </w:rPr>
-        <w:t>4.1 Exemple : Patient Alzheimer</w:t>
+        <w:t>5.1 Exemple : Patient Alzheimer</w:t>
       </w:r>
     </w:p>
     <w:p>
@@ -1604,7 +1664,7 @@
         <w:drawing>
           <wp:inline xmlns:a="http://schemas.openxmlformats.org/drawingml/2006/main" xmlns:pic="http://schemas.openxmlformats.org/drawingml/2006/picture">
             <wp:extent cx="5029200" cy="1678514"/>
-            <wp:docPr id="3" name="Picture 3"/>
+            <wp:docPr id="4" name="Picture 4"/>
             <wp:cNvGraphicFramePr>
               <a:graphicFrameLocks noChangeAspect="1"/>
             </wp:cNvGraphicFramePr>
@@ -1616,7 +1676,7 @@
                     <pic:cNvPicPr/>
                   </pic:nvPicPr>
                   <pic:blipFill>
-                    <a:blip r:embed="rId11"/>
+                    <a:blip r:embed="rId12"/>
                     <a:stretch>
                       <a:fillRect/>
                     </a:stretch>
@@ -1651,7 +1711,7 @@
         <w:rPr>
           <w:color w:val="1A1A2E"/>
         </w:rPr>
-        <w:t>4.2 Exemple : Patient cognitivement normal</w:t>
+        <w:t>5.2 Exemple : Patient cognitivement normal</w:t>
       </w:r>
     </w:p>
     <w:p>
@@ -1667,7 +1727,7 @@
         <w:drawing>
           <wp:inline xmlns:a="http://schemas.openxmlformats.org/drawingml/2006/main" xmlns:pic="http://schemas.openxmlformats.org/drawingml/2006/picture">
             <wp:extent cx="5029200" cy="1678514"/>
-            <wp:docPr id="4" name="Picture 4"/>
+            <wp:docPr id="5" name="Picture 5"/>
             <wp:cNvGraphicFramePr>
               <a:graphicFrameLocks noChangeAspect="1"/>
             </wp:cNvGraphicFramePr>
@@ -1679,7 +1739,7 @@
                     <pic:cNvPicPr/>
                   </pic:nvPicPr>
                   <pic:blipFill>
-                    <a:blip r:embed="rId12"/>
+                    <a:blip r:embed="rId13"/>
                     <a:stretch>
                       <a:fillRect/>
                     </a:stretch>
@@ -1714,7 +1774,7 @@
         <w:rPr>
           <w:color w:val="1A1A2E"/>
         </w:rPr>
-        <w:t>5. Contenu du dossier d'interprétabilité</w:t>
+        <w:t>6. Contenu du dossier d'interprétabilité</w:t>
       </w:r>
     </w:p>
     <w:p>

--- a/experiments/report_multi_seed/resnet3d_fusion_report.docx
+++ b/experiments/report_multi_seed/resnet3d_fusion_report.docx
@@ -37,18 +37,19 @@
         <w:tblLook w:firstColumn="1" w:firstRow="1" w:lastColumn="0" w:lastRow="0" w:noHBand="0" w:noVBand="1" w:val="04A0"/>
       </w:tblPr>
       <w:tblGrid>
-        <w:gridCol w:w="1234"/>
-        <w:gridCol w:w="1234"/>
-        <w:gridCol w:w="1234"/>
-        <w:gridCol w:w="1234"/>
-        <w:gridCol w:w="1234"/>
-        <w:gridCol w:w="1234"/>
-        <w:gridCol w:w="1234"/>
+        <w:gridCol w:w="1080"/>
+        <w:gridCol w:w="1080"/>
+        <w:gridCol w:w="1080"/>
+        <w:gridCol w:w="1080"/>
+        <w:gridCol w:w="1080"/>
+        <w:gridCol w:w="1080"/>
+        <w:gridCol w:w="1080"/>
+        <w:gridCol w:w="1080"/>
       </w:tblGrid>
       <w:tr>
         <w:tc>
           <w:tcPr>
-            <w:tcW w:type="dxa" w:w="1234"/>
+            <w:tcW w:type="dxa" w:w="1080"/>
           </w:tcPr>
           <w:p>
             <w:pPr>
@@ -57,7 +58,7 @@
             <w:r>
               <w:rPr>
                 <w:b/>
-                <w:sz w:val="18"/>
+                <w:sz w:val="16"/>
               </w:rPr>
               <w:t>Méthode</w:t>
             </w:r>
@@ -65,7 +66,7 @@
         </w:tc>
         <w:tc>
           <w:tcPr>
-            <w:tcW w:type="dxa" w:w="1234"/>
+            <w:tcW w:type="dxa" w:w="1080"/>
           </w:tcPr>
           <w:p>
             <w:pPr>
@@ -74,7 +75,7 @@
             <w:r>
               <w:rPr>
                 <w:b/>
-                <w:sz w:val="18"/>
+                <w:sz w:val="16"/>
               </w:rPr>
               <w:t>Acc %</w:t>
             </w:r>
@@ -82,7 +83,7 @@
         </w:tc>
         <w:tc>
           <w:tcPr>
-            <w:tcW w:type="dxa" w:w="1234"/>
+            <w:tcW w:type="dxa" w:w="1080"/>
           </w:tcPr>
           <w:p>
             <w:pPr>
@@ -91,7 +92,7 @@
             <w:r>
               <w:rPr>
                 <w:b/>
-                <w:sz w:val="18"/>
+                <w:sz w:val="16"/>
               </w:rPr>
               <w:t>Acc Éq %</w:t>
             </w:r>
@@ -99,7 +100,7 @@
         </w:tc>
         <w:tc>
           <w:tcPr>
-            <w:tcW w:type="dxa" w:w="1234"/>
+            <w:tcW w:type="dxa" w:w="1080"/>
           </w:tcPr>
           <w:p>
             <w:pPr>
@@ -108,7 +109,7 @@
             <w:r>
               <w:rPr>
                 <w:b/>
-                <w:sz w:val="18"/>
+                <w:sz w:val="16"/>
               </w:rPr>
               <w:t>Sens %</w:t>
             </w:r>
@@ -116,7 +117,7 @@
         </w:tc>
         <w:tc>
           <w:tcPr>
-            <w:tcW w:type="dxa" w:w="1234"/>
+            <w:tcW w:type="dxa" w:w="1080"/>
           </w:tcPr>
           <w:p>
             <w:pPr>
@@ -125,7 +126,7 @@
             <w:r>
               <w:rPr>
                 <w:b/>
-                <w:sz w:val="18"/>
+                <w:sz w:val="16"/>
               </w:rPr>
               <w:t>Spéc %</w:t>
             </w:r>
@@ -133,7 +134,7 @@
         </w:tc>
         <w:tc>
           <w:tcPr>
-            <w:tcW w:type="dxa" w:w="1234"/>
+            <w:tcW w:type="dxa" w:w="1080"/>
           </w:tcPr>
           <w:p>
             <w:pPr>
@@ -142,15 +143,17 @@
             <w:r>
               <w:rPr>
                 <w:b/>
-                <w:sz w:val="18"/>
+                <w:sz w:val="16"/>
               </w:rPr>
               <w:t>AUC</w:t>
+              <w:br/>
+              <w:t>(moy. seeds)</w:t>
             </w:r>
           </w:p>
         </w:tc>
         <w:tc>
           <w:tcPr>
-            <w:tcW w:type="dxa" w:w="1234"/>
+            <w:tcW w:type="dxa" w:w="1080"/>
           </w:tcPr>
           <w:p>
             <w:pPr>
@@ -159,7 +162,26 @@
             <w:r>
               <w:rPr>
                 <w:b/>
-                <w:sz w:val="18"/>
+                <w:sz w:val="16"/>
+              </w:rPr>
+              <w:t>AUC</w:t>
+              <w:br/>
+              <w:t>(ensemble)</w:t>
+            </w:r>
+          </w:p>
+        </w:tc>
+        <w:tc>
+          <w:tcPr>
+            <w:tcW w:type="dxa" w:w="1080"/>
+          </w:tcPr>
+          <w:p>
+            <w:pPr>
+              <w:jc w:val="center"/>
+            </w:pPr>
+            <w:r>
+              <w:rPr>
+                <w:b/>
+                <w:sz w:val="16"/>
               </w:rPr>
               <w:t>Seeds</w:t>
             </w:r>
@@ -169,7 +191,7 @@
       <w:tr>
         <w:tc>
           <w:tcPr>
-            <w:tcW w:type="dxa" w:w="1234"/>
+            <w:tcW w:type="dxa" w:w="1080"/>
           </w:tcPr>
           <w:p>
             <w:pPr>
@@ -177,7 +199,7 @@
             </w:pPr>
             <w:r>
               <w:rPr>
-                <w:sz w:val="18"/>
+                <w:sz w:val="16"/>
               </w:rPr>
               <w:t>MLP Late Wt</w:t>
             </w:r>
@@ -185,7 +207,7 @@
         </w:tc>
         <w:tc>
           <w:tcPr>
-            <w:tcW w:type="dxa" w:w="1234"/>
+            <w:tcW w:type="dxa" w:w="1080"/>
           </w:tcPr>
           <w:p>
             <w:pPr>
@@ -193,7 +215,7 @@
             </w:pPr>
             <w:r>
               <w:rPr>
-                <w:sz w:val="18"/>
+                <w:sz w:val="16"/>
               </w:rPr>
               <w:t>91.2 +/- 1.5</w:t>
             </w:r>
@@ -201,7 +223,7 @@
         </w:tc>
         <w:tc>
           <w:tcPr>
-            <w:tcW w:type="dxa" w:w="1234"/>
+            <w:tcW w:type="dxa" w:w="1080"/>
           </w:tcPr>
           <w:p>
             <w:pPr>
@@ -209,7 +231,7 @@
             </w:pPr>
             <w:r>
               <w:rPr>
-                <w:sz w:val="18"/>
+                <w:sz w:val="16"/>
               </w:rPr>
               <w:t>89.2 +/- 0.5</w:t>
             </w:r>
@@ -217,7 +239,7 @@
         </w:tc>
         <w:tc>
           <w:tcPr>
-            <w:tcW w:type="dxa" w:w="1234"/>
+            <w:tcW w:type="dxa" w:w="1080"/>
           </w:tcPr>
           <w:p>
             <w:pPr>
@@ -225,7 +247,7 @@
             </w:pPr>
             <w:r>
               <w:rPr>
-                <w:sz w:val="18"/>
+                <w:sz w:val="16"/>
               </w:rPr>
               <w:t>85.8 +/- 1.4</w:t>
             </w:r>
@@ -233,7 +255,7 @@
         </w:tc>
         <w:tc>
           <w:tcPr>
-            <w:tcW w:type="dxa" w:w="1234"/>
+            <w:tcW w:type="dxa" w:w="1080"/>
           </w:tcPr>
           <w:p>
             <w:pPr>
@@ -241,7 +263,7 @@
             </w:pPr>
             <w:r>
               <w:rPr>
-                <w:sz w:val="18"/>
+                <w:sz w:val="16"/>
               </w:rPr>
               <w:t>92.7 +/- 2.2</w:t>
             </w:r>
@@ -249,7 +271,7 @@
         </w:tc>
         <w:tc>
           <w:tcPr>
-            <w:tcW w:type="dxa" w:w="1234"/>
+            <w:tcW w:type="dxa" w:w="1080"/>
           </w:tcPr>
           <w:p>
             <w:pPr>
@@ -257,7 +279,7 @@
             </w:pPr>
             <w:r>
               <w:rPr>
-                <w:sz w:val="18"/>
+                <w:sz w:val="16"/>
               </w:rPr>
               <w:t>0.950 +/- 0.003</w:t>
             </w:r>
@@ -265,7 +287,7 @@
         </w:tc>
         <w:tc>
           <w:tcPr>
-            <w:tcW w:type="dxa" w:w="1234"/>
+            <w:tcW w:type="dxa" w:w="1080"/>
           </w:tcPr>
           <w:p>
             <w:pPr>
@@ -273,7 +295,23 @@
             </w:pPr>
             <w:r>
               <w:rPr>
-                <w:sz w:val="18"/>
+                <w:sz w:val="16"/>
+              </w:rPr>
+              <w:t>0.955</w:t>
+            </w:r>
+          </w:p>
+        </w:tc>
+        <w:tc>
+          <w:tcPr>
+            <w:tcW w:type="dxa" w:w="1080"/>
+          </w:tcPr>
+          <w:p>
+            <w:pPr>
+              <w:jc w:val="center"/>
+            </w:pPr>
+            <w:r>
+              <w:rPr>
+                <w:sz w:val="16"/>
               </w:rPr>
               <w:t>5</w:t>
             </w:r>
@@ -283,7 +321,7 @@
       <w:tr>
         <w:tc>
           <w:tcPr>
-            <w:tcW w:type="dxa" w:w="1234"/>
+            <w:tcW w:type="dxa" w:w="1080"/>
           </w:tcPr>
           <w:p>
             <w:pPr>
@@ -291,7 +329,7 @@
             </w:pPr>
             <w:r>
               <w:rPr>
-                <w:sz w:val="18"/>
+                <w:sz w:val="16"/>
               </w:rPr>
               <w:t>XGB Late Wt</w:t>
             </w:r>
@@ -299,7 +337,7 @@
         </w:tc>
         <w:tc>
           <w:tcPr>
-            <w:tcW w:type="dxa" w:w="1234"/>
+            <w:tcW w:type="dxa" w:w="1080"/>
           </w:tcPr>
           <w:p>
             <w:pPr>
@@ -307,7 +345,7 @@
             </w:pPr>
             <w:r>
               <w:rPr>
-                <w:sz w:val="18"/>
+                <w:sz w:val="16"/>
               </w:rPr>
               <w:t>92.0 +/- 0.8</w:t>
             </w:r>
@@ -315,7 +353,7 @@
         </w:tc>
         <w:tc>
           <w:tcPr>
-            <w:tcW w:type="dxa" w:w="1234"/>
+            <w:tcW w:type="dxa" w:w="1080"/>
           </w:tcPr>
           <w:p>
             <w:pPr>
@@ -323,7 +361,7 @@
             </w:pPr>
             <w:r>
               <w:rPr>
-                <w:sz w:val="18"/>
+                <w:sz w:val="16"/>
               </w:rPr>
               <w:t>88.6 +/- 0.7</w:t>
             </w:r>
@@ -331,7 +369,7 @@
         </w:tc>
         <w:tc>
           <w:tcPr>
-            <w:tcW w:type="dxa" w:w="1234"/>
+            <w:tcW w:type="dxa" w:w="1080"/>
           </w:tcPr>
           <w:p>
             <w:pPr>
@@ -339,7 +377,7 @@
             </w:pPr>
             <w:r>
               <w:rPr>
-                <w:sz w:val="18"/>
+                <w:sz w:val="16"/>
               </w:rPr>
               <w:t>82.6 +/- 1.4</w:t>
             </w:r>
@@ -347,7 +385,7 @@
         </w:tc>
         <w:tc>
           <w:tcPr>
-            <w:tcW w:type="dxa" w:w="1234"/>
+            <w:tcW w:type="dxa" w:w="1080"/>
           </w:tcPr>
           <w:p>
             <w:pPr>
@@ -355,7 +393,7 @@
             </w:pPr>
             <w:r>
               <w:rPr>
-                <w:sz w:val="18"/>
+                <w:sz w:val="16"/>
               </w:rPr>
               <w:t>94.6 +/- 1.1</w:t>
             </w:r>
@@ -363,7 +401,7 @@
         </w:tc>
         <w:tc>
           <w:tcPr>
-            <w:tcW w:type="dxa" w:w="1234"/>
+            <w:tcW w:type="dxa" w:w="1080"/>
           </w:tcPr>
           <w:p>
             <w:pPr>
@@ -371,7 +409,7 @@
             </w:pPr>
             <w:r>
               <w:rPr>
-                <w:sz w:val="18"/>
+                <w:sz w:val="16"/>
               </w:rPr>
               <w:t>0.949 +/- 0.002</w:t>
             </w:r>
@@ -379,7 +417,7 @@
         </w:tc>
         <w:tc>
           <w:tcPr>
-            <w:tcW w:type="dxa" w:w="1234"/>
+            <w:tcW w:type="dxa" w:w="1080"/>
           </w:tcPr>
           <w:p>
             <w:pPr>
@@ -387,7 +425,23 @@
             </w:pPr>
             <w:r>
               <w:rPr>
-                <w:sz w:val="18"/>
+                <w:sz w:val="16"/>
+              </w:rPr>
+              <w:t>0.952</w:t>
+            </w:r>
+          </w:p>
+        </w:tc>
+        <w:tc>
+          <w:tcPr>
+            <w:tcW w:type="dxa" w:w="1080"/>
+          </w:tcPr>
+          <w:p>
+            <w:pPr>
+              <w:jc w:val="center"/>
+            </w:pPr>
+            <w:r>
+              <w:rPr>
+                <w:sz w:val="16"/>
               </w:rPr>
               <w:t>5</w:t>
             </w:r>
@@ -397,7 +451,7 @@
       <w:tr>
         <w:tc>
           <w:tcPr>
-            <w:tcW w:type="dxa" w:w="1234"/>
+            <w:tcW w:type="dxa" w:w="1080"/>
           </w:tcPr>
           <w:p>
             <w:pPr>
@@ -405,7 +459,7 @@
             </w:pPr>
             <w:r>
               <w:rPr>
-                <w:sz w:val="18"/>
+                <w:sz w:val="16"/>
               </w:rPr>
               <w:t>XGB Late Stack</w:t>
             </w:r>
@@ -413,7 +467,7 @@
         </w:tc>
         <w:tc>
           <w:tcPr>
-            <w:tcW w:type="dxa" w:w="1234"/>
+            <w:tcW w:type="dxa" w:w="1080"/>
           </w:tcPr>
           <w:p>
             <w:pPr>
@@ -421,7 +475,7 @@
             </w:pPr>
             <w:r>
               <w:rPr>
-                <w:sz w:val="18"/>
+                <w:sz w:val="16"/>
               </w:rPr>
               <w:t>91.0 +/- 0.3</w:t>
             </w:r>
@@ -429,7 +483,7 @@
         </w:tc>
         <w:tc>
           <w:tcPr>
-            <w:tcW w:type="dxa" w:w="1234"/>
+            <w:tcW w:type="dxa" w:w="1080"/>
           </w:tcPr>
           <w:p>
             <w:pPr>
@@ -437,7 +491,7 @@
             </w:pPr>
             <w:r>
               <w:rPr>
-                <w:sz w:val="18"/>
+                <w:sz w:val="16"/>
               </w:rPr>
               <w:t>82.5 +/- 1.4</w:t>
             </w:r>
@@ -445,7 +499,7 @@
         </w:tc>
         <w:tc>
           <w:tcPr>
-            <w:tcW w:type="dxa" w:w="1234"/>
+            <w:tcW w:type="dxa" w:w="1080"/>
           </w:tcPr>
           <w:p>
             <w:pPr>
@@ -453,7 +507,7 @@
             </w:pPr>
             <w:r>
               <w:rPr>
-                <w:sz w:val="18"/>
+                <w:sz w:val="16"/>
               </w:rPr>
               <w:t>67.5 +/- 3.3</w:t>
             </w:r>
@@ -461,7 +515,7 @@
         </w:tc>
         <w:tc>
           <w:tcPr>
-            <w:tcW w:type="dxa" w:w="1234"/>
+            <w:tcW w:type="dxa" w:w="1080"/>
           </w:tcPr>
           <w:p>
             <w:pPr>
@@ -469,7 +523,7 @@
             </w:pPr>
             <w:r>
               <w:rPr>
-                <w:sz w:val="18"/>
+                <w:sz w:val="16"/>
               </w:rPr>
               <w:t>97.6 +/- 0.5</w:t>
             </w:r>
@@ -477,7 +531,7 @@
         </w:tc>
         <w:tc>
           <w:tcPr>
-            <w:tcW w:type="dxa" w:w="1234"/>
+            <w:tcW w:type="dxa" w:w="1080"/>
           </w:tcPr>
           <w:p>
             <w:pPr>
@@ -485,7 +539,7 @@
             </w:pPr>
             <w:r>
               <w:rPr>
-                <w:sz w:val="18"/>
+                <w:sz w:val="16"/>
               </w:rPr>
               <w:t>0.949 +/- 0.002</w:t>
             </w:r>
@@ -493,7 +547,7 @@
         </w:tc>
         <w:tc>
           <w:tcPr>
-            <w:tcW w:type="dxa" w:w="1234"/>
+            <w:tcW w:type="dxa" w:w="1080"/>
           </w:tcPr>
           <w:p>
             <w:pPr>
@@ -501,7 +555,23 @@
             </w:pPr>
             <w:r>
               <w:rPr>
-                <w:sz w:val="18"/>
+                <w:sz w:val="16"/>
+              </w:rPr>
+              <w:t>0.952</w:t>
+            </w:r>
+          </w:p>
+        </w:tc>
+        <w:tc>
+          <w:tcPr>
+            <w:tcW w:type="dxa" w:w="1080"/>
+          </w:tcPr>
+          <w:p>
+            <w:pPr>
+              <w:jc w:val="center"/>
+            </w:pPr>
+            <w:r>
+              <w:rPr>
+                <w:sz w:val="16"/>
               </w:rPr>
               <w:t>5</w:t>
             </w:r>
@@ -511,7 +581,7 @@
       <w:tr>
         <w:tc>
           <w:tcPr>
-            <w:tcW w:type="dxa" w:w="1234"/>
+            <w:tcW w:type="dxa" w:w="1080"/>
           </w:tcPr>
           <w:p>
             <w:pPr>
@@ -519,7 +589,7 @@
             </w:pPr>
             <w:r>
               <w:rPr>
-                <w:sz w:val="18"/>
+                <w:sz w:val="16"/>
               </w:rPr>
               <w:t>MLP Late Avg</w:t>
             </w:r>
@@ -527,7 +597,7 @@
         </w:tc>
         <w:tc>
           <w:tcPr>
-            <w:tcW w:type="dxa" w:w="1234"/>
+            <w:tcW w:type="dxa" w:w="1080"/>
           </w:tcPr>
           <w:p>
             <w:pPr>
@@ -535,7 +605,7 @@
             </w:pPr>
             <w:r>
               <w:rPr>
-                <w:sz w:val="18"/>
+                <w:sz w:val="16"/>
               </w:rPr>
               <w:t>89.8 +/- 1.3</w:t>
             </w:r>
@@ -543,7 +613,7 @@
         </w:tc>
         <w:tc>
           <w:tcPr>
-            <w:tcW w:type="dxa" w:w="1234"/>
+            <w:tcW w:type="dxa" w:w="1080"/>
           </w:tcPr>
           <w:p>
             <w:pPr>
@@ -551,7 +621,7 @@
             </w:pPr>
             <w:r>
               <w:rPr>
-                <w:sz w:val="18"/>
+                <w:sz w:val="16"/>
               </w:rPr>
               <w:t>86.0 +/- 1.4</w:t>
             </w:r>
@@ -559,7 +629,7 @@
         </w:tc>
         <w:tc>
           <w:tcPr>
-            <w:tcW w:type="dxa" w:w="1234"/>
+            <w:tcW w:type="dxa" w:w="1080"/>
           </w:tcPr>
           <w:p>
             <w:pPr>
@@ -567,7 +637,7 @@
             </w:pPr>
             <w:r>
               <w:rPr>
-                <w:sz w:val="18"/>
+                <w:sz w:val="16"/>
               </w:rPr>
               <w:t>79.3 +/- 4.4</w:t>
             </w:r>
@@ -575,7 +645,7 @@
         </w:tc>
         <w:tc>
           <w:tcPr>
-            <w:tcW w:type="dxa" w:w="1234"/>
+            <w:tcW w:type="dxa" w:w="1080"/>
           </w:tcPr>
           <w:p>
             <w:pPr>
@@ -583,7 +653,7 @@
             </w:pPr>
             <w:r>
               <w:rPr>
-                <w:sz w:val="18"/>
+                <w:sz w:val="16"/>
               </w:rPr>
               <w:t>92.8 +/- 2.6</w:t>
             </w:r>
@@ -591,7 +661,7 @@
         </w:tc>
         <w:tc>
           <w:tcPr>
-            <w:tcW w:type="dxa" w:w="1234"/>
+            <w:tcW w:type="dxa" w:w="1080"/>
           </w:tcPr>
           <w:p>
             <w:pPr>
@@ -599,7 +669,7 @@
             </w:pPr>
             <w:r>
               <w:rPr>
-                <w:sz w:val="18"/>
+                <w:sz w:val="16"/>
               </w:rPr>
               <w:t>0.947 +/- 0.004</w:t>
             </w:r>
@@ -607,7 +677,7 @@
         </w:tc>
         <w:tc>
           <w:tcPr>
-            <w:tcW w:type="dxa" w:w="1234"/>
+            <w:tcW w:type="dxa" w:w="1080"/>
           </w:tcPr>
           <w:p>
             <w:pPr>
@@ -615,7 +685,23 @@
             </w:pPr>
             <w:r>
               <w:rPr>
-                <w:sz w:val="18"/>
+                <w:sz w:val="16"/>
+              </w:rPr>
+              <w:t>0.953</w:t>
+            </w:r>
+          </w:p>
+        </w:tc>
+        <w:tc>
+          <w:tcPr>
+            <w:tcW w:type="dxa" w:w="1080"/>
+          </w:tcPr>
+          <w:p>
+            <w:pPr>
+              <w:jc w:val="center"/>
+            </w:pPr>
+            <w:r>
+              <w:rPr>
+                <w:sz w:val="16"/>
               </w:rPr>
               <w:t>5</w:t>
             </w:r>
@@ -625,7 +711,7 @@
       <w:tr>
         <w:tc>
           <w:tcPr>
-            <w:tcW w:type="dxa" w:w="1234"/>
+            <w:tcW w:type="dxa" w:w="1080"/>
           </w:tcPr>
           <w:p>
             <w:pPr>
@@ -633,7 +719,7 @@
             </w:pPr>
             <w:r>
               <w:rPr>
-                <w:sz w:val="18"/>
+                <w:sz w:val="16"/>
               </w:rPr>
               <w:t>XGB Late Avg</w:t>
             </w:r>
@@ -641,7 +727,7 @@
         </w:tc>
         <w:tc>
           <w:tcPr>
-            <w:tcW w:type="dxa" w:w="1234"/>
+            <w:tcW w:type="dxa" w:w="1080"/>
           </w:tcPr>
           <w:p>
             <w:pPr>
@@ -649,7 +735,7 @@
             </w:pPr>
             <w:r>
               <w:rPr>
-                <w:sz w:val="18"/>
+                <w:sz w:val="16"/>
               </w:rPr>
               <w:t>89.7 +/- 1.1</w:t>
             </w:r>
@@ -657,7 +743,7 @@
         </w:tc>
         <w:tc>
           <w:tcPr>
-            <w:tcW w:type="dxa" w:w="1234"/>
+            <w:tcW w:type="dxa" w:w="1080"/>
           </w:tcPr>
           <w:p>
             <w:pPr>
@@ -665,7 +751,7 @@
             </w:pPr>
             <w:r>
               <w:rPr>
-                <w:sz w:val="18"/>
+                <w:sz w:val="16"/>
               </w:rPr>
               <w:t>86.1 +/- 1.1</w:t>
             </w:r>
@@ -673,7 +759,7 @@
         </w:tc>
         <w:tc>
           <w:tcPr>
-            <w:tcW w:type="dxa" w:w="1234"/>
+            <w:tcW w:type="dxa" w:w="1080"/>
           </w:tcPr>
           <w:p>
             <w:pPr>
@@ -681,7 +767,7 @@
             </w:pPr>
             <w:r>
               <w:rPr>
-                <w:sz w:val="18"/>
+                <w:sz w:val="16"/>
               </w:rPr>
               <w:t>79.7 +/- 2.6</w:t>
             </w:r>
@@ -689,7 +775,7 @@
         </w:tc>
         <w:tc>
           <w:tcPr>
-            <w:tcW w:type="dxa" w:w="1234"/>
+            <w:tcW w:type="dxa" w:w="1080"/>
           </w:tcPr>
           <w:p>
             <w:pPr>
@@ -697,7 +783,7 @@
             </w:pPr>
             <w:r>
               <w:rPr>
-                <w:sz w:val="18"/>
+                <w:sz w:val="16"/>
               </w:rPr>
               <w:t>92.5 +/- 1.7</w:t>
             </w:r>
@@ -705,7 +791,7 @@
         </w:tc>
         <w:tc>
           <w:tcPr>
-            <w:tcW w:type="dxa" w:w="1234"/>
+            <w:tcW w:type="dxa" w:w="1080"/>
           </w:tcPr>
           <w:p>
             <w:pPr>
@@ -713,7 +799,7 @@
             </w:pPr>
             <w:r>
               <w:rPr>
-                <w:sz w:val="18"/>
+                <w:sz w:val="16"/>
               </w:rPr>
               <w:t>0.946 +/- 0.003</w:t>
             </w:r>
@@ -721,7 +807,7 @@
         </w:tc>
         <w:tc>
           <w:tcPr>
-            <w:tcW w:type="dxa" w:w="1234"/>
+            <w:tcW w:type="dxa" w:w="1080"/>
           </w:tcPr>
           <w:p>
             <w:pPr>
@@ -729,7 +815,23 @@
             </w:pPr>
             <w:r>
               <w:rPr>
-                <w:sz w:val="18"/>
+                <w:sz w:val="16"/>
+              </w:rPr>
+              <w:t>0.950</w:t>
+            </w:r>
+          </w:p>
+        </w:tc>
+        <w:tc>
+          <w:tcPr>
+            <w:tcW w:type="dxa" w:w="1080"/>
+          </w:tcPr>
+          <w:p>
+            <w:pPr>
+              <w:jc w:val="center"/>
+            </w:pPr>
+            <w:r>
+              <w:rPr>
+                <w:sz w:val="16"/>
               </w:rPr>
               <w:t>5</w:t>
             </w:r>
@@ -739,7 +841,7 @@
       <w:tr>
         <w:tc>
           <w:tcPr>
-            <w:tcW w:type="dxa" w:w="1234"/>
+            <w:tcW w:type="dxa" w:w="1080"/>
           </w:tcPr>
           <w:p>
             <w:pPr>
@@ -747,7 +849,7 @@
             </w:pPr>
             <w:r>
               <w:rPr>
-                <w:sz w:val="18"/>
+                <w:sz w:val="16"/>
               </w:rPr>
               <w:t>MLP Early</w:t>
             </w:r>
@@ -755,7 +857,7 @@
         </w:tc>
         <w:tc>
           <w:tcPr>
-            <w:tcW w:type="dxa" w:w="1234"/>
+            <w:tcW w:type="dxa" w:w="1080"/>
           </w:tcPr>
           <w:p>
             <w:pPr>
@@ -763,7 +865,7 @@
             </w:pPr>
             <w:r>
               <w:rPr>
-                <w:sz w:val="18"/>
+                <w:sz w:val="16"/>
               </w:rPr>
               <w:t>91.9 +/- 0.8</w:t>
             </w:r>
@@ -771,7 +873,7 @@
         </w:tc>
         <w:tc>
           <w:tcPr>
-            <w:tcW w:type="dxa" w:w="1234"/>
+            <w:tcW w:type="dxa" w:w="1080"/>
           </w:tcPr>
           <w:p>
             <w:pPr>
@@ -779,7 +881,7 @@
             </w:pPr>
             <w:r>
               <w:rPr>
-                <w:sz w:val="18"/>
+                <w:sz w:val="16"/>
               </w:rPr>
               <w:t>89.1 +/- 0.7</w:t>
             </w:r>
@@ -787,7 +889,7 @@
         </w:tc>
         <w:tc>
           <w:tcPr>
-            <w:tcW w:type="dxa" w:w="1234"/>
+            <w:tcW w:type="dxa" w:w="1080"/>
           </w:tcPr>
           <w:p>
             <w:pPr>
@@ -795,7 +897,7 @@
             </w:pPr>
             <w:r>
               <w:rPr>
-                <w:sz w:val="18"/>
+                <w:sz w:val="16"/>
               </w:rPr>
               <w:t>84.0 +/- 1.9</w:t>
             </w:r>
@@ -803,7 +905,7 @@
         </w:tc>
         <w:tc>
           <w:tcPr>
-            <w:tcW w:type="dxa" w:w="1234"/>
+            <w:tcW w:type="dxa" w:w="1080"/>
           </w:tcPr>
           <w:p>
             <w:pPr>
@@ -811,7 +913,7 @@
             </w:pPr>
             <w:r>
               <w:rPr>
-                <w:sz w:val="18"/>
+                <w:sz w:val="16"/>
               </w:rPr>
               <w:t>94.1 +/- 1.3</w:t>
             </w:r>
@@ -819,7 +921,7 @@
         </w:tc>
         <w:tc>
           <w:tcPr>
-            <w:tcW w:type="dxa" w:w="1234"/>
+            <w:tcW w:type="dxa" w:w="1080"/>
           </w:tcPr>
           <w:p>
             <w:pPr>
@@ -827,7 +929,7 @@
             </w:pPr>
             <w:r>
               <w:rPr>
-                <w:sz w:val="18"/>
+                <w:sz w:val="16"/>
               </w:rPr>
               <w:t>0.946 +/- 0.006</w:t>
             </w:r>
@@ -835,7 +937,7 @@
         </w:tc>
         <w:tc>
           <w:tcPr>
-            <w:tcW w:type="dxa" w:w="1234"/>
+            <w:tcW w:type="dxa" w:w="1080"/>
           </w:tcPr>
           <w:p>
             <w:pPr>
@@ -843,7 +945,23 @@
             </w:pPr>
             <w:r>
               <w:rPr>
-                <w:sz w:val="18"/>
+                <w:sz w:val="16"/>
+              </w:rPr>
+              <w:t>0.954</w:t>
+            </w:r>
+          </w:p>
+        </w:tc>
+        <w:tc>
+          <w:tcPr>
+            <w:tcW w:type="dxa" w:w="1080"/>
+          </w:tcPr>
+          <w:p>
+            <w:pPr>
+              <w:jc w:val="center"/>
+            </w:pPr>
+            <w:r>
+              <w:rPr>
+                <w:sz w:val="16"/>
               </w:rPr>
               <w:t>5</w:t>
             </w:r>
@@ -853,7 +971,7 @@
       <w:tr>
         <w:tc>
           <w:tcPr>
-            <w:tcW w:type="dxa" w:w="1234"/>
+            <w:tcW w:type="dxa" w:w="1080"/>
           </w:tcPr>
           <w:p>
             <w:pPr>
@@ -861,7 +979,7 @@
             </w:pPr>
             <w:r>
               <w:rPr>
-                <w:sz w:val="18"/>
+                <w:sz w:val="16"/>
               </w:rPr>
               <w:t>Tab only (XGB)</w:t>
             </w:r>
@@ -869,7 +987,7 @@
         </w:tc>
         <w:tc>
           <w:tcPr>
-            <w:tcW w:type="dxa" w:w="1234"/>
+            <w:tcW w:type="dxa" w:w="1080"/>
           </w:tcPr>
           <w:p>
             <w:pPr>
@@ -877,7 +995,7 @@
             </w:pPr>
             <w:r>
               <w:rPr>
-                <w:sz w:val="18"/>
+                <w:sz w:val="16"/>
               </w:rPr>
               <w:t>88.8 +/- 0.2</w:t>
             </w:r>
@@ -885,7 +1003,7 @@
         </w:tc>
         <w:tc>
           <w:tcPr>
-            <w:tcW w:type="dxa" w:w="1234"/>
+            <w:tcW w:type="dxa" w:w="1080"/>
           </w:tcPr>
           <w:p>
             <w:pPr>
@@ -893,7 +1011,7 @@
             </w:pPr>
             <w:r>
               <w:rPr>
-                <w:sz w:val="18"/>
+                <w:sz w:val="16"/>
               </w:rPr>
               <w:t>86.0 +/- 0.3</w:t>
             </w:r>
@@ -901,7 +1019,7 @@
         </w:tc>
         <w:tc>
           <w:tcPr>
-            <w:tcW w:type="dxa" w:w="1234"/>
+            <w:tcW w:type="dxa" w:w="1080"/>
           </w:tcPr>
           <w:p>
             <w:pPr>
@@ -909,7 +1027,7 @@
             </w:pPr>
             <w:r>
               <w:rPr>
-                <w:sz w:val="18"/>
+                <w:sz w:val="16"/>
               </w:rPr>
               <w:t>80.9 +/- 1.1</w:t>
             </w:r>
@@ -917,7 +1035,7 @@
         </w:tc>
         <w:tc>
           <w:tcPr>
-            <w:tcW w:type="dxa" w:w="1234"/>
+            <w:tcW w:type="dxa" w:w="1080"/>
           </w:tcPr>
           <w:p>
             <w:pPr>
@@ -925,7 +1043,7 @@
             </w:pPr>
             <w:r>
               <w:rPr>
-                <w:sz w:val="18"/>
+                <w:sz w:val="16"/>
               </w:rPr>
               <w:t>91.0 +/- 0.5</w:t>
             </w:r>
@@ -933,7 +1051,7 @@
         </w:tc>
         <w:tc>
           <w:tcPr>
-            <w:tcW w:type="dxa" w:w="1234"/>
+            <w:tcW w:type="dxa" w:w="1080"/>
           </w:tcPr>
           <w:p>
             <w:pPr>
@@ -941,7 +1059,7 @@
             </w:pPr>
             <w:r>
               <w:rPr>
-                <w:sz w:val="18"/>
+                <w:sz w:val="16"/>
               </w:rPr>
               <w:t>0.937 +/- 0.002</w:t>
             </w:r>
@@ -949,7 +1067,7 @@
         </w:tc>
         <w:tc>
           <w:tcPr>
-            <w:tcW w:type="dxa" w:w="1234"/>
+            <w:tcW w:type="dxa" w:w="1080"/>
           </w:tcPr>
           <w:p>
             <w:pPr>
@@ -957,7 +1075,23 @@
             </w:pPr>
             <w:r>
               <w:rPr>
-                <w:sz w:val="18"/>
+                <w:sz w:val="16"/>
+              </w:rPr>
+              <w:t>0.939</w:t>
+            </w:r>
+          </w:p>
+        </w:tc>
+        <w:tc>
+          <w:tcPr>
+            <w:tcW w:type="dxa" w:w="1080"/>
+          </w:tcPr>
+          <w:p>
+            <w:pPr>
+              <w:jc w:val="center"/>
+            </w:pPr>
+            <w:r>
+              <w:rPr>
+                <w:sz w:val="16"/>
               </w:rPr>
               <w:t>5</w:t>
             </w:r>
@@ -967,7 +1101,7 @@
       <w:tr>
         <w:tc>
           <w:tcPr>
-            <w:tcW w:type="dxa" w:w="1234"/>
+            <w:tcW w:type="dxa" w:w="1080"/>
           </w:tcPr>
           <w:p>
             <w:pPr>
@@ -975,7 +1109,7 @@
             </w:pPr>
             <w:r>
               <w:rPr>
-                <w:sz w:val="18"/>
+                <w:sz w:val="16"/>
               </w:rPr>
               <w:t>Tab only (MLP)</w:t>
             </w:r>
@@ -983,7 +1117,7 @@
         </w:tc>
         <w:tc>
           <w:tcPr>
-            <w:tcW w:type="dxa" w:w="1234"/>
+            <w:tcW w:type="dxa" w:w="1080"/>
           </w:tcPr>
           <w:p>
             <w:pPr>
@@ -991,7 +1125,7 @@
             </w:pPr>
             <w:r>
               <w:rPr>
-                <w:sz w:val="18"/>
+                <w:sz w:val="16"/>
               </w:rPr>
               <w:t>85.0 +/- 1.3</w:t>
             </w:r>
@@ -999,7 +1133,7 @@
         </w:tc>
         <w:tc>
           <w:tcPr>
-            <w:tcW w:type="dxa" w:w="1234"/>
+            <w:tcW w:type="dxa" w:w="1080"/>
           </w:tcPr>
           <w:p>
             <w:pPr>
@@ -1007,7 +1141,7 @@
             </w:pPr>
             <w:r>
               <w:rPr>
-                <w:sz w:val="18"/>
+                <w:sz w:val="16"/>
               </w:rPr>
               <w:t>85.8 +/- 0.6</w:t>
             </w:r>
@@ -1015,7 +1149,7 @@
         </w:tc>
         <w:tc>
           <w:tcPr>
-            <w:tcW w:type="dxa" w:w="1234"/>
+            <w:tcW w:type="dxa" w:w="1080"/>
           </w:tcPr>
           <w:p>
             <w:pPr>
@@ -1023,7 +1157,7 @@
             </w:pPr>
             <w:r>
               <w:rPr>
-                <w:sz w:val="18"/>
+                <w:sz w:val="16"/>
               </w:rPr>
               <w:t>87.3 +/- 1.3</w:t>
             </w:r>
@@ -1031,7 +1165,7 @@
         </w:tc>
         <w:tc>
           <w:tcPr>
-            <w:tcW w:type="dxa" w:w="1234"/>
+            <w:tcW w:type="dxa" w:w="1080"/>
           </w:tcPr>
           <w:p>
             <w:pPr>
@@ -1039,7 +1173,7 @@
             </w:pPr>
             <w:r>
               <w:rPr>
-                <w:sz w:val="18"/>
+                <w:sz w:val="16"/>
               </w:rPr>
               <w:t>84.4 +/- 1.9</w:t>
             </w:r>
@@ -1047,7 +1181,7 @@
         </w:tc>
         <w:tc>
           <w:tcPr>
-            <w:tcW w:type="dxa" w:w="1234"/>
+            <w:tcW w:type="dxa" w:w="1080"/>
           </w:tcPr>
           <w:p>
             <w:pPr>
@@ -1055,7 +1189,7 @@
             </w:pPr>
             <w:r>
               <w:rPr>
-                <w:sz w:val="18"/>
+                <w:sz w:val="16"/>
               </w:rPr>
               <w:t>0.933 +/- 0.002</w:t>
             </w:r>
@@ -1063,7 +1197,7 @@
         </w:tc>
         <w:tc>
           <w:tcPr>
-            <w:tcW w:type="dxa" w:w="1234"/>
+            <w:tcW w:type="dxa" w:w="1080"/>
           </w:tcPr>
           <w:p>
             <w:pPr>
@@ -1071,7 +1205,23 @@
             </w:pPr>
             <w:r>
               <w:rPr>
-                <w:sz w:val="18"/>
+                <w:sz w:val="16"/>
+              </w:rPr>
+              <w:t>0.935</w:t>
+            </w:r>
+          </w:p>
+        </w:tc>
+        <w:tc>
+          <w:tcPr>
+            <w:tcW w:type="dxa" w:w="1080"/>
+          </w:tcPr>
+          <w:p>
+            <w:pPr>
+              <w:jc w:val="center"/>
+            </w:pPr>
+            <w:r>
+              <w:rPr>
+                <w:sz w:val="16"/>
               </w:rPr>
               <w:t>5</w:t>
             </w:r>
@@ -1081,7 +1231,7 @@
       <w:tr>
         <w:tc>
           <w:tcPr>
-            <w:tcW w:type="dxa" w:w="1234"/>
+            <w:tcW w:type="dxa" w:w="1080"/>
           </w:tcPr>
           <w:p>
             <w:pPr>
@@ -1089,7 +1239,7 @@
             </w:pPr>
             <w:r>
               <w:rPr>
-                <w:sz w:val="18"/>
+                <w:sz w:val="16"/>
               </w:rPr>
               <w:t>XGB Early</w:t>
             </w:r>
@@ -1097,7 +1247,7 @@
         </w:tc>
         <w:tc>
           <w:tcPr>
-            <w:tcW w:type="dxa" w:w="1234"/>
+            <w:tcW w:type="dxa" w:w="1080"/>
           </w:tcPr>
           <w:p>
             <w:pPr>
@@ -1105,7 +1255,7 @@
             </w:pPr>
             <w:r>
               <w:rPr>
-                <w:sz w:val="18"/>
+                <w:sz w:val="16"/>
               </w:rPr>
               <w:t>89.6 +/- 1.3</w:t>
             </w:r>
@@ -1113,7 +1263,7 @@
         </w:tc>
         <w:tc>
           <w:tcPr>
-            <w:tcW w:type="dxa" w:w="1234"/>
+            <w:tcW w:type="dxa" w:w="1080"/>
           </w:tcPr>
           <w:p>
             <w:pPr>
@@ -1121,7 +1271,7 @@
             </w:pPr>
             <w:r>
               <w:rPr>
-                <w:sz w:val="18"/>
+                <w:sz w:val="16"/>
               </w:rPr>
               <w:t>85.3 +/- 2.3</w:t>
             </w:r>
@@ -1129,7 +1279,7 @@
         </w:tc>
         <w:tc>
           <w:tcPr>
-            <w:tcW w:type="dxa" w:w="1234"/>
+            <w:tcW w:type="dxa" w:w="1080"/>
           </w:tcPr>
           <w:p>
             <w:pPr>
@@ -1137,7 +1287,7 @@
             </w:pPr>
             <w:r>
               <w:rPr>
-                <w:sz w:val="18"/>
+                <w:sz w:val="16"/>
               </w:rPr>
               <w:t>77.7 +/- 4.1</w:t>
             </w:r>
@@ -1145,7 +1295,7 @@
         </w:tc>
         <w:tc>
           <w:tcPr>
-            <w:tcW w:type="dxa" w:w="1234"/>
+            <w:tcW w:type="dxa" w:w="1080"/>
           </w:tcPr>
           <w:p>
             <w:pPr>
@@ -1153,7 +1303,7 @@
             </w:pPr>
             <w:r>
               <w:rPr>
-                <w:sz w:val="18"/>
+                <w:sz w:val="16"/>
               </w:rPr>
               <w:t>92.9 +/- 0.6</w:t>
             </w:r>
@@ -1161,7 +1311,7 @@
         </w:tc>
         <w:tc>
           <w:tcPr>
-            <w:tcW w:type="dxa" w:w="1234"/>
+            <w:tcW w:type="dxa" w:w="1080"/>
           </w:tcPr>
           <w:p>
             <w:pPr>
@@ -1169,7 +1319,7 @@
             </w:pPr>
             <w:r>
               <w:rPr>
-                <w:sz w:val="18"/>
+                <w:sz w:val="16"/>
               </w:rPr>
               <w:t>0.931 +/- 0.018</w:t>
             </w:r>
@@ -1177,7 +1327,7 @@
         </w:tc>
         <w:tc>
           <w:tcPr>
-            <w:tcW w:type="dxa" w:w="1234"/>
+            <w:tcW w:type="dxa" w:w="1080"/>
           </w:tcPr>
           <w:p>
             <w:pPr>
@@ -1185,7 +1335,23 @@
             </w:pPr>
             <w:r>
               <w:rPr>
-                <w:sz w:val="18"/>
+                <w:sz w:val="16"/>
+              </w:rPr>
+              <w:t>0.943</w:t>
+            </w:r>
+          </w:p>
+        </w:tc>
+        <w:tc>
+          <w:tcPr>
+            <w:tcW w:type="dxa" w:w="1080"/>
+          </w:tcPr>
+          <w:p>
+            <w:pPr>
+              <w:jc w:val="center"/>
+            </w:pPr>
+            <w:r>
+              <w:rPr>
+                <w:sz w:val="16"/>
               </w:rPr>
               <w:t>5</w:t>
             </w:r>
@@ -1195,7 +1361,7 @@
       <w:tr>
         <w:tc>
           <w:tcPr>
-            <w:tcW w:type="dxa" w:w="1234"/>
+            <w:tcW w:type="dxa" w:w="1080"/>
           </w:tcPr>
           <w:p>
             <w:pPr>
@@ -1203,7 +1369,7 @@
             </w:pPr>
             <w:r>
               <w:rPr>
-                <w:sz w:val="18"/>
+                <w:sz w:val="16"/>
               </w:rPr>
               <w:t>MLP Late Stack</w:t>
             </w:r>
@@ -1211,7 +1377,7 @@
         </w:tc>
         <w:tc>
           <w:tcPr>
-            <w:tcW w:type="dxa" w:w="1234"/>
+            <w:tcW w:type="dxa" w:w="1080"/>
           </w:tcPr>
           <w:p>
             <w:pPr>
@@ -1219,7 +1385,7 @@
             </w:pPr>
             <w:r>
               <w:rPr>
-                <w:sz w:val="18"/>
+                <w:sz w:val="16"/>
               </w:rPr>
               <w:t>88.4 +/- 1.1</w:t>
             </w:r>
@@ -1227,7 +1393,7 @@
         </w:tc>
         <w:tc>
           <w:tcPr>
-            <w:tcW w:type="dxa" w:w="1234"/>
+            <w:tcW w:type="dxa" w:w="1080"/>
           </w:tcPr>
           <w:p>
             <w:pPr>
@@ -1235,7 +1401,7 @@
             </w:pPr>
             <w:r>
               <w:rPr>
-                <w:sz w:val="18"/>
+                <w:sz w:val="16"/>
               </w:rPr>
               <w:t>81.6 +/- 1.1</w:t>
             </w:r>
@@ -1243,7 +1409,7 @@
         </w:tc>
         <w:tc>
           <w:tcPr>
-            <w:tcW w:type="dxa" w:w="1234"/>
+            <w:tcW w:type="dxa" w:w="1080"/>
           </w:tcPr>
           <w:p>
             <w:pPr>
@@ -1251,7 +1417,7 @@
             </w:pPr>
             <w:r>
               <w:rPr>
-                <w:sz w:val="18"/>
+                <w:sz w:val="16"/>
               </w:rPr>
               <w:t>69.6 +/- 4.0</w:t>
             </w:r>
@@ -1259,7 +1425,7 @@
         </w:tc>
         <w:tc>
           <w:tcPr>
-            <w:tcW w:type="dxa" w:w="1234"/>
+            <w:tcW w:type="dxa" w:w="1080"/>
           </w:tcPr>
           <w:p>
             <w:pPr>
@@ -1267,7 +1433,7 @@
             </w:pPr>
             <w:r>
               <w:rPr>
-                <w:sz w:val="18"/>
+                <w:sz w:val="16"/>
               </w:rPr>
               <w:t>93.6 +/- 2.3</w:t>
             </w:r>
@@ -1275,7 +1441,7 @@
         </w:tc>
         <w:tc>
           <w:tcPr>
-            <w:tcW w:type="dxa" w:w="1234"/>
+            <w:tcW w:type="dxa" w:w="1080"/>
           </w:tcPr>
           <w:p>
             <w:pPr>
@@ -1283,7 +1449,7 @@
             </w:pPr>
             <w:r>
               <w:rPr>
-                <w:sz w:val="18"/>
+                <w:sz w:val="16"/>
               </w:rPr>
               <w:t>0.910 +/- 0.030</w:t>
             </w:r>
@@ -1291,7 +1457,7 @@
         </w:tc>
         <w:tc>
           <w:tcPr>
-            <w:tcW w:type="dxa" w:w="1234"/>
+            <w:tcW w:type="dxa" w:w="1080"/>
           </w:tcPr>
           <w:p>
             <w:pPr>
@@ -1299,7 +1465,23 @@
             </w:pPr>
             <w:r>
               <w:rPr>
-                <w:sz w:val="18"/>
+                <w:sz w:val="16"/>
+              </w:rPr>
+              <w:t>0.926</w:t>
+            </w:r>
+          </w:p>
+        </w:tc>
+        <w:tc>
+          <w:tcPr>
+            <w:tcW w:type="dxa" w:w="1080"/>
+          </w:tcPr>
+          <w:p>
+            <w:pPr>
+              <w:jc w:val="center"/>
+            </w:pPr>
+            <w:r>
+              <w:rPr>
+                <w:sz w:val="16"/>
               </w:rPr>
               <w:t>5</w:t>
             </w:r>
@@ -1309,7 +1491,7 @@
       <w:tr>
         <w:tc>
           <w:tcPr>
-            <w:tcW w:type="dxa" w:w="1234"/>
+            <w:tcW w:type="dxa" w:w="1080"/>
           </w:tcPr>
           <w:p>
             <w:pPr>
@@ -1317,7 +1499,7 @@
             </w:pPr>
             <w:r>
               <w:rPr>
-                <w:sz w:val="18"/>
+                <w:sz w:val="16"/>
               </w:rPr>
               <w:t>MRI only</w:t>
             </w:r>
@@ -1325,7 +1507,7 @@
         </w:tc>
         <w:tc>
           <w:tcPr>
-            <w:tcW w:type="dxa" w:w="1234"/>
+            <w:tcW w:type="dxa" w:w="1080"/>
           </w:tcPr>
           <w:p>
             <w:pPr>
@@ -1333,7 +1515,7 @@
             </w:pPr>
             <w:r>
               <w:rPr>
-                <w:sz w:val="18"/>
+                <w:sz w:val="16"/>
               </w:rPr>
               <w:t>86.7 +/- 0.7</w:t>
             </w:r>
@@ -1341,7 +1523,7 @@
         </w:tc>
         <w:tc>
           <w:tcPr>
-            <w:tcW w:type="dxa" w:w="1234"/>
+            <w:tcW w:type="dxa" w:w="1080"/>
           </w:tcPr>
           <w:p>
             <w:pPr>
@@ -1349,7 +1531,7 @@
             </w:pPr>
             <w:r>
               <w:rPr>
-                <w:sz w:val="18"/>
+                <w:sz w:val="16"/>
               </w:rPr>
               <w:t>82.7 +/- 0.6</w:t>
             </w:r>
@@ -1357,7 +1539,7 @@
         </w:tc>
         <w:tc>
           <w:tcPr>
-            <w:tcW w:type="dxa" w:w="1234"/>
+            <w:tcW w:type="dxa" w:w="1080"/>
           </w:tcPr>
           <w:p>
             <w:pPr>
@@ -1365,7 +1547,7 @@
             </w:pPr>
             <w:r>
               <w:rPr>
-                <w:sz w:val="18"/>
+                <w:sz w:val="16"/>
               </w:rPr>
               <w:t>75.6 +/- 2.8</w:t>
             </w:r>
@@ -1373,7 +1555,7 @@
         </w:tc>
         <w:tc>
           <w:tcPr>
-            <w:tcW w:type="dxa" w:w="1234"/>
+            <w:tcW w:type="dxa" w:w="1080"/>
           </w:tcPr>
           <w:p>
             <w:pPr>
@@ -1381,7 +1563,7 @@
             </w:pPr>
             <w:r>
               <w:rPr>
-                <w:sz w:val="18"/>
+                <w:sz w:val="16"/>
               </w:rPr>
               <w:t>89.8 +/- 1.7</w:t>
             </w:r>
@@ -1389,7 +1571,7 @@
         </w:tc>
         <w:tc>
           <w:tcPr>
-            <w:tcW w:type="dxa" w:w="1234"/>
+            <w:tcW w:type="dxa" w:w="1080"/>
           </w:tcPr>
           <w:p>
             <w:pPr>
@@ -1397,7 +1579,7 @@
             </w:pPr>
             <w:r>
               <w:rPr>
-                <w:sz w:val="18"/>
+                <w:sz w:val="16"/>
               </w:rPr>
               <w:t>0.901 +/- 0.010</w:t>
             </w:r>
@@ -1405,7 +1587,7 @@
         </w:tc>
         <w:tc>
           <w:tcPr>
-            <w:tcW w:type="dxa" w:w="1234"/>
+            <w:tcW w:type="dxa" w:w="1080"/>
           </w:tcPr>
           <w:p>
             <w:pPr>
@@ -1413,7 +1595,23 @@
             </w:pPr>
             <w:r>
               <w:rPr>
-                <w:sz w:val="18"/>
+                <w:sz w:val="16"/>
+              </w:rPr>
+              <w:t>0.914</w:t>
+            </w:r>
+          </w:p>
+        </w:tc>
+        <w:tc>
+          <w:tcPr>
+            <w:tcW w:type="dxa" w:w="1080"/>
+          </w:tcPr>
+          <w:p>
+            <w:pPr>
+              <w:jc w:val="center"/>
+            </w:pPr>
+            <w:r>
+              <w:rPr>
+                <w:sz w:val="16"/>
               </w:rPr>
               <w:t>5</w:t>
             </w:r>
@@ -1421,6 +1619,15 @@
         </w:tc>
       </w:tr>
     </w:tbl>
+    <w:p>
+      <w:r>
+        <w:t>Le tableau présente deux colonnes d'AUC :</w:t>
+        <w:br/>
+        <w:t>- AUC (moy. seeds) : moyenne des AUC calculées indépendamment pour chaque seed. Mesure la performance typique et la stabilité du modèle.</w:t>
+        <w:br/>
+        <w:t>- AUC (ensemble) : AUC calculée sur les probabilités moyennées sur les 5 seeds. Bénéficie d'un effet d'ensemble qui réduit le bruit de prédiction. C'est cette valeur qui est utilisée pour le test de DeLong et les matrices de confusion.</w:t>
+      </w:r>
+    </w:p>
     <w:p/>
     <w:p>
       <w:pPr>
@@ -1577,7 +1784,47 @@
     </w:p>
     <w:p>
       <w:r>
-        <w:t>Les matrices de confusion ci-dessous sont calculées à partir des probabilités moyennes sur les 5 seeds (seuil de décision = 0.5). Le jeu de test contient 712 patients CN et 198 patients AD.</w:t>
+        <w:t>Les matrices de confusion ci-dessous sont calculées selon la procédure suivante :</w:t>
+      </w:r>
+    </w:p>
+    <w:p>
+      <w:pPr>
+        <w:pStyle w:val="ListNumber"/>
+      </w:pPr>
+      <w:r>
+        <w:t>Pour chaque méthode, on dispose des probabilités de prédiction p(AD) issues de 5 seeds indépendantes (5 entraînements avec des initialisations aléatoires différentes).</w:t>
+      </w:r>
+    </w:p>
+    <w:p>
+      <w:pPr>
+        <w:pStyle w:val="ListNumber"/>
+      </w:pPr>
+      <w:r>
+        <w:t>On calcule la probabilité moyenne sur les 5 seeds pour chaque patient : p_ensemble(AD) = (p_seed0 + p_seed1 + ... + p_seed4) / 5.</w:t>
+      </w:r>
+    </w:p>
+    <w:p>
+      <w:pPr>
+        <w:pStyle w:val="ListNumber"/>
+      </w:pPr>
+      <w:r>
+        <w:t>On applique un seuil de décision de 0.5 : si p_ensemble(AD) &gt;= 0.5, le patient est prédit AD, sinon CN.</w:t>
+      </w:r>
+    </w:p>
+    <w:p>
+      <w:pPr>
+        <w:pStyle w:val="ListNumber"/>
+      </w:pPr>
+      <w:r>
+        <w:t>La matrice de confusion est construite à partir de ces prédictions ensemblistes comparées aux vraies étiquettes du jeu de test (712 CN, 198 AD).</w:t>
+      </w:r>
+    </w:p>
+    <w:p>
+      <w:pPr>
+        <w:pStyle w:val="ListNumber"/>
+      </w:pPr>
+      <w:r>
+        <w:t>L'AUC affichée est calculée directement sur les probabilités moyennées (colonne "AUC ensemble" du tableau section 1).</w:t>
       </w:r>
     </w:p>
     <w:p>
@@ -1617,11 +1864,6 @@
             </a:graphic>
           </wp:inline>
         </w:drawing>
-      </w:r>
-    </w:p>
-    <w:p>
-      <w:r>
-        <w:t>Note : les AUC affichées sur les matrices de confusion correspondent aux AUC calculées sur les probabilités moyennées (utilisées pour le test de DeLong). Elles diffèrent légèrement des AUC du tableau de performances (section 1), qui sont la moyenne des AUC individuelles par seed. Les deux métriques sont complémentaires : la moyenne par seed mesure la stabilité, tandis que l'AUC sur probabilités moyennées bénéficie de l'effet d'ensemble.</w:t>
       </w:r>
     </w:p>
     <w:p>
